--- a/SLC6A1 Unique.docx
+++ b/SLC6A1 Unique.docx
@@ -140,7 +140,7 @@
                 <w:sz w:val="20"/>
                 <w:b w:val="true"/>
               </w:rPr>
-              <w:t xml:space="preserve">Desonide</w:t>
+              <w:t xml:space="preserve">Hydromorphone</w:t>
             </w:r>
           </w:p>
         </w:tc>
@@ -165,7 +165,7 @@
                 <w:rFonts w:ascii="Calibri" w:hAnsi="Calibri"/>
                 <w:sz w:val="20"/>
               </w:rPr>
-              <w:t xml:space="preserve">5</w:t>
+              <w:t xml:space="preserve">1</w:t>
             </w:r>
           </w:p>
         </w:tc>
@@ -190,7 +190,7 @@
                 <w:rFonts w:ascii="Calibri" w:hAnsi="Calibri"/>
                 <w:sz w:val="20"/>
               </w:rPr>
-              <w:t xml:space="preserve">corticosteroid</w:t>
+              <w:t xml:space="preserve">opioid</w:t>
             </w:r>
           </w:p>
         </w:tc>
@@ -215,216 +215,7 @@
                 <w:rFonts w:ascii="Calibri" w:hAnsi="Calibri"/>
                 <w:sz w:val="20"/>
               </w:rPr>
-              <w:t xml:space="preserve">Symptomatic relief (ataxia)</w:t>
-            </w:r>
-          </w:p>
-        </w:tc>
-      </w:tr>
-      <w:tr>
-        <w:trPr>
-          <w:cantSplit/>
-        </w:trPr>
-        <w:tc>
-          <w:tcPr>
-            <w:tcBorders>
-              <w:top w:val="single" w:space="0" w:color="D3D3D3"/>
-              <w:bottom w:val="single" w:space="0" w:color="D3D3D3"/>
-              <w:start w:val="single" w:space="0" w:color="D3D3D3"/>
-              <w:end w:val="single" w:space="0" w:color="D3D3D3"/>
-            </w:tcBorders>
-            <w:shd w:val="clear" w:color="auto" w:fill="E5E5E5"/>
-          </w:tcPr>
-          <w:p>
-            <w:pPr>
-              <w:spacing w:before="0" w:after="60"/>
-              <w:keepNext/>
-              <w:jc w:val="center"/>
-            </w:pPr>
-            <w:r>
-              <w:rPr>
-                <w:rFonts w:ascii="Calibri" w:hAnsi="Calibri"/>
-                <w:sz w:val="20"/>
-                <w:b w:val="true"/>
-              </w:rPr>
-              <w:t xml:space="preserve">Hydromorphone</w:t>
-            </w:r>
-          </w:p>
-        </w:tc>
-        <w:tc>
-          <w:tcPr>
-            <w:tcBorders>
-              <w:top w:val="single" w:space="0" w:color="D3D3D3"/>
-              <w:bottom w:val="single" w:space="0" w:color="D3D3D3"/>
-              <w:start w:val="single" w:space="0" w:color="D3D3D3"/>
-              <w:end w:val="single" w:space="0" w:color="D3D3D3"/>
-            </w:tcBorders>
-          </w:tcPr>
-          <w:p>
-            <w:pPr>
-              <w:spacing w:before="0" w:after="60"/>
-              <w:keepNext/>
-              <w:jc w:val="center"/>
-            </w:pPr>
-            <w:r>
-              <w:rPr>
-                <w:rFonts w:ascii="Calibri" w:hAnsi="Calibri"/>
-                <w:sz w:val="20"/>
-              </w:rPr>
-              <w:t xml:space="preserve">1</w:t>
-            </w:r>
-          </w:p>
-        </w:tc>
-        <w:tc>
-          <w:tcPr>
-            <w:tcBorders>
-              <w:top w:val="single" w:space="0" w:color="D3D3D3"/>
-              <w:bottom w:val="single" w:space="0" w:color="D3D3D3"/>
-              <w:start w:val="single" w:space="0" w:color="D3D3D3"/>
-              <w:end w:val="single" w:space="0" w:color="D3D3D3"/>
-            </w:tcBorders>
-          </w:tcPr>
-          <w:p>
-            <w:pPr>
-              <w:spacing w:before="0" w:after="60"/>
-              <w:keepNext/>
-              <w:jc w:val="center"/>
-            </w:pPr>
-            <w:r>
-              <w:rPr>
-                <w:rFonts w:ascii="Calibri" w:hAnsi="Calibri"/>
-                <w:sz w:val="20"/>
-              </w:rPr>
-              <w:t xml:space="preserve">opioid</w:t>
-            </w:r>
-          </w:p>
-        </w:tc>
-        <w:tc>
-          <w:tcPr>
-            <w:tcBorders>
-              <w:top w:val="single" w:space="0" w:color="D3D3D3"/>
-              <w:bottom w:val="single" w:space="0" w:color="D3D3D3"/>
-              <w:start w:val="single" w:space="0" w:color="D3D3D3"/>
-              <w:end w:val="single" w:space="0" w:color="D3D3D3"/>
-            </w:tcBorders>
-          </w:tcPr>
-          <w:p>
-            <w:pPr>
-              <w:spacing w:before="0" w:after="60"/>
-              <w:keepNext/>
-              <w:jc w:val="center"/>
-            </w:pPr>
-            <w:r>
-              <w:rPr>
-                <w:rFonts w:ascii="Calibri" w:hAnsi="Calibri"/>
-                <w:sz w:val="20"/>
-              </w:rPr>
               <w:t xml:space="preserve">Symptomatic relief (anxiety)</w:t>
-            </w:r>
-          </w:p>
-        </w:tc>
-      </w:tr>
-      <w:tr>
-        <w:trPr>
-          <w:cantSplit/>
-        </w:trPr>
-        <w:tc>
-          <w:tcPr>
-            <w:tcBorders>
-              <w:top w:val="single" w:space="0" w:color="D3D3D3"/>
-              <w:bottom w:val="single" w:space="0" w:color="D3D3D3"/>
-              <w:start w:val="single" w:space="0" w:color="D3D3D3"/>
-              <w:end w:val="single" w:space="0" w:color="D3D3D3"/>
-            </w:tcBorders>
-            <w:shd w:val="clear" w:color="auto" w:fill="E5E5E5"/>
-          </w:tcPr>
-          <w:p>
-            <w:pPr>
-              <w:spacing w:before="0" w:after="60"/>
-              <w:keepNext/>
-              <w:jc w:val="center"/>
-            </w:pPr>
-            <w:r>
-              <w:rPr>
-                <w:rFonts w:ascii="Calibri" w:hAnsi="Calibri"/>
-                <w:sz w:val="20"/>
-                <w:b w:val="true"/>
-              </w:rPr>
-              <w:t xml:space="preserve">Tolterodine</w:t>
-            </w:r>
-          </w:p>
-        </w:tc>
-        <w:tc>
-          <w:tcPr>
-            <w:tcBorders>
-              <w:top w:val="single" w:space="0" w:color="D3D3D3"/>
-              <w:bottom w:val="single" w:space="0" w:color="D3D3D3"/>
-              <w:start w:val="single" w:space="0" w:color="D3D3D3"/>
-              <w:end w:val="single" w:space="0" w:color="D3D3D3"/>
-            </w:tcBorders>
-            <w:shd w:val="clear" w:color="auto" w:fill="F2F2F2"/>
-          </w:tcPr>
-          <w:p>
-            <w:pPr>
-              <w:spacing w:before="0" w:after="60"/>
-              <w:keepNext/>
-              <w:jc w:val="center"/>
-            </w:pPr>
-            <w:r>
-              <w:rPr>
-                <w:rFonts w:ascii="Calibri" w:hAnsi="Calibri"/>
-                <w:sz w:val="20"/>
-              </w:rPr>
-              <w:t xml:space="preserve">1</w:t>
-            </w:r>
-          </w:p>
-        </w:tc>
-        <w:tc>
-          <w:tcPr>
-            <w:tcBorders>
-              <w:top w:val="single" w:space="0" w:color="D3D3D3"/>
-              <w:bottom w:val="single" w:space="0" w:color="D3D3D3"/>
-              <w:start w:val="single" w:space="0" w:color="D3D3D3"/>
-              <w:end w:val="single" w:space="0" w:color="D3D3D3"/>
-            </w:tcBorders>
-            <w:shd w:val="clear" w:color="auto" w:fill="F2F2F2"/>
-          </w:tcPr>
-          <w:p>
-            <w:pPr>
-              <w:spacing w:before="0" w:after="60"/>
-              <w:keepNext/>
-              <w:jc w:val="center"/>
-            </w:pPr>
-            <w:r>
-              <w:rPr>
-                <w:rFonts w:ascii="Calibri" w:hAnsi="Calibri"/>
-                <w:sz w:val="20"/>
-              </w:rPr>
-              <w:t xml:space="preserve">antimuscarinic</w:t>
-            </w:r>
-          </w:p>
-        </w:tc>
-        <w:tc>
-          <w:tcPr>
-            <w:tcBorders>
-              <w:top w:val="single" w:space="0" w:color="D3D3D3"/>
-              <w:bottom w:val="single" w:space="0" w:color="D3D3D3"/>
-              <w:start w:val="single" w:space="0" w:color="D3D3D3"/>
-              <w:end w:val="single" w:space="0" w:color="D3D3D3"/>
-            </w:tcBorders>
-            <w:shd w:val="clear" w:color="auto" w:fill="F2F2F2"/>
-          </w:tcPr>
-          <w:p>
-            <w:pPr>
-              <w:spacing w:before="0" w:after="60"/>
-              <w:keepNext/>
-              <w:jc w:val="center"/>
-            </w:pPr>
-            <w:r>
-              <w:rPr>
-                <w:rFonts w:ascii="Calibri" w:hAnsi="Calibri"/>
-                <w:sz w:val="20"/>
-              </w:rPr>
-              <w:t xml:space="preserve">Sleeplessness</w:t>
             </w:r>
           </w:p>
         </w:tc>
